--- a/ejercicio2-analisis/InformeResultados.docx
+++ b/ejercicio2-analisis/InformeResultados.docx
@@ -47,195 +47,16 @@
       </w:pPr>
       <w:r>
         <w:rPr>
-          <w:color w:val="555555"/>
-          <w:sz w:val="22"/>
+          <w:color w:val="C9A227"/>
+          <w:sz w:val="30"/>
         </w:rPr>
-        <w:t>Reto Técnico · Performance Engineering — QA Semi Senior</w:t>
+        <w:t>Kris Olalla</w:t>
       </w:r>
     </w:p>
     <w:p>
       <w:pPr>
-        <w:spacing w:before="800"/>
+        <w:spacing w:before="400"/>
       </w:pPr>
-    </w:p>
-    <w:tbl>
-      <w:tblPr>
-        <w:tblStyle w:val="TableGrid"/>
-        <w:tblW w:type="auto" w:w="0"/>
-        <w:jc w:val="center"/>
-        <w:tblLook w:firstColumn="1" w:firstRow="1" w:lastColumn="0" w:lastRow="0" w:noHBand="0" w:noVBand="1" w:val="04A0"/>
-      </w:tblPr>
-      <w:tblGrid>
-        <w:gridCol w:w="4320"/>
-        <w:gridCol w:w="4320"/>
-      </w:tblGrid>
-      <w:tr>
-        <w:tc>
-          <w:tcPr>
-            <w:tcW w:type="dxa" w:w="3402"/>
-            <w:shd w:val="clear" w:color="auto" w:fill="1F2D50"/>
-          </w:tcPr>
-          <w:p>
-            <w:pPr>
-              <w:jc w:val="center"/>
-            </w:pPr>
-            <w:r/>
-            <w:r>
-              <w:rPr>
-                <w:b/>
-                <w:color w:val="FFFFFF"/>
-                <w:sz w:val="19"/>
-              </w:rPr>
-              <w:t>Campo</w:t>
-            </w:r>
-          </w:p>
-        </w:tc>
-        <w:tc>
-          <w:tcPr>
-            <w:tcW w:type="dxa" w:w="5669"/>
-            <w:shd w:val="clear" w:color="auto" w:fill="1F2D50"/>
-          </w:tcPr>
-          <w:p>
-            <w:pPr>
-              <w:jc w:val="center"/>
-            </w:pPr>
-            <w:r/>
-            <w:r>
-              <w:rPr>
-                <w:b/>
-                <w:color w:val="FFFFFF"/>
-                <w:sz w:val="19"/>
-              </w:rPr>
-              <w:t>Detalle</w:t>
-            </w:r>
-          </w:p>
-        </w:tc>
-      </w:tr>
-      <w:tr>
-        <w:tc>
-          <w:tcPr>
-            <w:tcW w:type="dxa" w:w="3402"/>
-          </w:tcPr>
-          <w:p>
-            <w:r/>
-            <w:r>
-              <w:rPr>
-                <w:sz w:val="19"/>
-              </w:rPr>
-              <w:t>Herramienta de origen de los datos</w:t>
-            </w:r>
-          </w:p>
-        </w:tc>
-        <w:tc>
-          <w:tcPr>
-            <w:tcW w:type="dxa" w:w="5669"/>
-          </w:tcPr>
-          <w:p>
-            <w:r/>
-            <w:r>
-              <w:rPr>
-                <w:sz w:val="19"/>
-              </w:rPr>
-              <w:t>k6 (textSummary.txt + monitoreo VUs/http_reqs)</w:t>
-            </w:r>
-          </w:p>
-        </w:tc>
-      </w:tr>
-      <w:tr>
-        <w:tc>
-          <w:tcPr>
-            <w:tcW w:type="dxa" w:w="3402"/>
-          </w:tcPr>
-          <w:p>
-            <w:r/>
-            <w:r>
-              <w:rPr>
-                <w:sz w:val="19"/>
-              </w:rPr>
-              <w:t>Fuente</w:t>
-            </w:r>
-          </w:p>
-        </w:tc>
-        <w:tc>
-          <w:tcPr>
-            <w:tcW w:type="dxa" w:w="5669"/>
-          </w:tcPr>
-          <w:p>
-            <w:r/>
-            <w:r>
-              <w:rPr>
-                <w:sz w:val="19"/>
-              </w:rPr>
-              <w:t>Datos provistos en el enunciado del reto (Figura 1 y Figura 2)</w:t>
-            </w:r>
-          </w:p>
-        </w:tc>
-      </w:tr>
-      <w:tr>
-        <w:tc>
-          <w:tcPr>
-            <w:tcW w:type="dxa" w:w="3402"/>
-          </w:tcPr>
-          <w:p>
-            <w:r/>
-            <w:r>
-              <w:rPr>
-                <w:sz w:val="19"/>
-              </w:rPr>
-              <w:t>Fecha del informe</w:t>
-            </w:r>
-          </w:p>
-        </w:tc>
-        <w:tc>
-          <w:tcPr>
-            <w:tcW w:type="dxa" w:w="5669"/>
-          </w:tcPr>
-          <w:p>
-            <w:r/>
-            <w:r>
-              <w:rPr>
-                <w:sz w:val="19"/>
-              </w:rPr>
-              <w:t>2026-09-04</w:t>
-            </w:r>
-          </w:p>
-        </w:tc>
-      </w:tr>
-      <w:tr>
-        <w:tc>
-          <w:tcPr>
-            <w:tcW w:type="dxa" w:w="3402"/>
-          </w:tcPr>
-          <w:p>
-            <w:r/>
-            <w:r>
-              <w:rPr>
-                <w:sz w:val="19"/>
-              </w:rPr>
-              <w:t>Autor</w:t>
-            </w:r>
-          </w:p>
-        </w:tc>
-        <w:tc>
-          <w:tcPr>
-            <w:tcW w:type="dxa" w:w="5669"/>
-          </w:tcPr>
-          <w:p>
-            <w:r/>
-            <w:r>
-              <w:rPr>
-                <w:sz w:val="19"/>
-              </w:rPr>
-              <w:t>Equipo QA / Performance Engineering</w:t>
-            </w:r>
-          </w:p>
-        </w:tc>
-      </w:tr>
-    </w:tbl>
-    <w:p>
-      <w:r>
-        <w:br w:type="page"/>
-      </w:r>
     </w:p>
     <w:p>
       <w:pPr>
@@ -543,7 +364,7 @@
           <w:i w:val="0"/>
           <w:sz w:val="21"/>
         </w:rPr>
-        <w:t>Veredicto general: la ejecución analizada cumple parcialmente el SLA definido. El throughput y la tasa de error global están dentro de los umbrales exigidos, pero el percentil 95 del tiempo de respuesta (1.57s) supera el máximo permitido (1.5s), y el análisis por etapas revela una concentración casi total (99.96%) de los errores durante el tramo de carga sostenida ("plateau"), coincidiendo con una caída visible de VUs y throughput en el gráfico de monitoreo. Esto indica un incidente de disponibilidad puntual que el promedio agregado oculta.</w:t>
+        <w:t>Veredicto general: la ejecución analizada cumple parcialmente el SLA definido. El throughput y la tasa de error global están dentro de los umbrales exigidos, pero el percentil 95 del tiempo de respuesta (1.57s) supera el máximo permitido (1.5s), y el análisis por etapas revela una concentración casi total (99.96%) de los errores durante el tramo de carga sostenida (estado estable), coincidiendo con una caída visible de VUs y throughput en el gráfico de monitoreo. Esto indica un incidente de disponibilidad puntual que el promedio agregado oculta.</w:t>
       </w:r>
     </w:p>
     <w:p>
@@ -931,7 +752,7 @@
           <w:i w:val="0"/>
           <w:sz w:val="21"/>
         </w:rPr>
-        <w:t>El promedio de 73.18 req/s corresponde a toda la ventana de ejecución (~63 minutos) e incluye, muy probablemente, tramos de ramp-up y ramp-down de menor intensidad (igual que se documentó en el Ejercicio 1). Al estar muy por encima del umbral de 20 TPS, el margen es suficientemente amplio como para asumir con confianza que el estado estable también lo supera; sin embargo, no se cuenta aquí con la serie temporal detallada (segundo a segundo) para confirmarlo con la misma precisión que en el Ejercicio 1 — se recomienda exportar y conservar esa serie en futuras pruebas.</w:t>
+        <w:t>El promedio de 73.18 req/s corresponde a toda la ventana de ejecución (~63 minutos) e incluye, muy probablemente, tramos de rampa de subida y rampa de bajada de menor intensidad (igual que se documentó en el Ejercicio 1). Al estar muy por encima del umbral de 20 TPS, el margen es suficientemente amplio como para asumir con confianza que el estado estable también lo supera; sin embargo, no se cuenta aquí con la serie temporal detallada (segundo a segundo) para confirmarlo con la misma precisión que en el Ejercicio 1 — se recomienda exportar y conservar esa serie en futuras pruebas.</w:t>
       </w:r>
     </w:p>
     <w:p>
@@ -1571,7 +1392,7 @@
               <w:rPr>
                 <w:sz w:val="19"/>
               </w:rPr>
-              <w:t>Stage 0 (ramp-up)</w:t>
+              <w:t>Stage 0 (rampa de subida)</w:t>
             </w:r>
           </w:p>
         </w:tc>
@@ -1643,7 +1464,7 @@
               <w:rPr>
                 <w:sz w:val="19"/>
               </w:rPr>
-              <w:t>Stage 1 (plateau, ~140 VUs)</w:t>
+              <w:t>Stage 1 (estado estable, ~140 VUs)</w:t>
             </w:r>
           </w:p>
         </w:tc>
@@ -1715,7 +1536,7 @@
               <w:rPr>
                 <w:sz w:val="19"/>
               </w:rPr>
-              <w:t>Stage 2 (ramp-down)</w:t>
+              <w:t>Stage 2 (rampa de bajada)</w:t>
             </w:r>
           </w:p>
         </w:tc>
@@ -1912,7 +1733,7 @@
           <w:i w:val="0"/>
           <w:sz w:val="21"/>
         </w:rPr>
-        <w:t>El 99.96% de los 6,759 fallos ocurre durante la etapa de carga sostenida ("plateau", ~140 VUs concurrentes), no durante el ramp-up ni el ramp-down. Esto es un patrón característico de problemas de capacidad que solo se manifiestan bajo concurrencia sostenida (agotamiento de pools de conexiones, saturación de hilos/workers, degradación de una dependencia downstream, backpressure acumulado, o efectos de garbage collection), y descarta que el problema esté relacionado con la velocidad de incremento/decremento de carga en sí.</w:t>
+        <w:t>El 99.96% de los 6,759 fallos ocurre durante la etapa de carga sostenida (estado estable, ~140 VUs concurrentes), no durante la rampa de subida ni la rampa de bajada. Esto es un patrón característico de problemas de capacidad que solo se manifiestan bajo concurrencia sostenida (agotamiento de pools de conexiones, saturación de hilos/workers, degradación de una dependencia downstream, backpressure acumulado, o efectos de garbage collection), y descarta que el problema esté relacionado con la velocidad de incremento/decremento de carga en sí.</w:t>
       </w:r>
     </w:p>
     <w:p>
@@ -1925,7 +1746,7 @@
           <w:i w:val="0"/>
           <w:sz w:val="21"/>
         </w:rPr>
-        <w:t>Adicionalmente, la tasa de error de 2.44% reportada es un promedio sobre las 276,650 peticiones de toda la prueba. Si el incidente se concentró en una ventana de pocos minutos dentro del plateau (ver sección 6), la tasa de error real durante esa ventana pudo haber sido drásticamente más alta que el 2.44% agregado — posiblemente cercana o superior al 3% del SLA, o incluso mucho mayor de forma localizada — quedando enmascarada por el resto de la prueba, que sí operó de forma estable. Este es el mismo tipo de distorsión por promediado identificado en el Ejercicio 1 al comparar el TPS de plateau contra el TPS promedio de toda la corrida.</w:t>
+        <w:t>Adicionalmente, la tasa de error de 2.44% reportada es un promedio sobre las 276,650 peticiones de toda la prueba. Si el incidente se concentró en una ventana de pocos minutos dentro del estado estable (ver sección 6), la tasa de error real durante esa ventana pudo haber sido drásticamente más alta que el 2.44% agregado — posiblemente cercana o superior al 3% del SLA, o incluso mucho mayor de forma localizada — quedando enmascarada por el resto de la prueba, que sí operó de forma estable. Este es el mismo tipo de distorsión por promediado identificado en el Ejercicio 1 al comparar el TPS de estado estable contra el TPS promedio de toda la corrida.</w:t>
       </w:r>
     </w:p>
     <w:p>
@@ -2010,7 +1831,7 @@
         <w:pStyle w:val="ListBullet"/>
       </w:pPr>
       <w:r>
-        <w:t>Ramp-up (≈01:38–01:40): las VUs suben rápidamente de 0 a ~140, y el throughput las acompaña de forma proporcional, sin señales de estrés.</w:t>
+        <w:t>Rampa de subida (≈01:38–01:40): las VUs suben rápidamente de 0 a ~140, y el throughput las acompaña de forma proporcional, sin señales de estrés.</w:t>
       </w:r>
     </w:p>
     <w:p>
@@ -2018,7 +1839,7 @@
         <w:pStyle w:val="ListBullet"/>
       </w:pPr>
       <w:r>
-        <w:t>Plateau con incidente (≈01:40–02:38): las VUs se mantienen entre ~110 y ~140 con throughput estable, EXCEPTO en una ventana aproximada de 01:50 a 01:56 donde ambas curvas caen de forma abrupta y simultánea (VUs desciende hasta un rango cercano a 0–25, y http_reqs cae en la misma proporción), para luego recuperarse y volver a la línea base ~110–140 VUs. Esta caída sincronizada en ambas métricas es la firma característica de un incidente de disponibilidad del lado del servidor —no de una reducción deliberada de carga generada por el script— y coincide temporalmente con la ventana en la que se concentra el 99.96% de los errores (stage 1).</w:t>
+        <w:t>Estado estable con incidente (≈01:40–02:38): las VUs se mantienen entre ~110 y ~140 con throughput estable, EXCEPTO en una ventana aproximada de 01:50 a 01:56 donde ambas curvas caen de forma abrupta y simultánea (VUs desciende hasta un rango cercano a 0–25, y http_reqs cae en la misma proporción), para luego recuperarse y volver a la línea base ~110–140 VUs. Esta caída sincronizada en ambas métricas es la firma característica de un incidente de disponibilidad del lado del servidor —no de una reducción deliberada de carga generada por el script— y coincide temporalmente con la ventana en la que se concentra el 99.96% de los errores (stage 1).</w:t>
       </w:r>
     </w:p>
     <w:p>
@@ -2026,7 +1847,7 @@
         <w:pStyle w:val="ListBullet"/>
       </w:pPr>
       <w:r>
-        <w:t>Ramp-down (≈02:38–02:41): ambas curvas descienden a 0 de forma controlada, sin fallos adicionales relevantes.</w:t>
+        <w:t>Rampa de bajada (≈02:38–02:41): ambas curvas descienden a 0 de forma controlada, sin fallos adicionales relevantes.</w:t>
       </w:r>
     </w:p>
     <w:p>
